--- a/Backend/Director_Disclosure/Output_Disclosures/2024-25/ADANI_TRUSTEE_COMPANY_PRIVATE_LIMITED/DIR-8/DIR8_BHAVIK_BHARATKUMAR_SHAH_00005781.docx
+++ b/Backend/Director_Disclosure/Output_Disclosures/2024-25/ADANI_TRUSTEE_COMPANY_PRIVATE_LIMITED/DIR-8/DIR8_BHAVIK_BHARATKUMAR_SHAH_00005781.docx
@@ -136,7 +136,7 @@
         </w:rPr>
         <w:t xml:space="preserve">Address of Registered Office: </w:t>
         <w:tab/>
-        <w:t xml:space="preserve">Adani House Mithakhali Sixroads Navrangpura Ahmedabad Ahmedabad Gj 380009 In</w:t>
+        <w:t xml:space="preserve">Adani House Mithakhali Sixroads Navrangpura, Ahmedabad, Gujarat, India, 380009</w:t>
       </w:r>
     </w:p>
     <w:p>
@@ -550,76 +550,6 @@
                 <w:b w:val="0"/>
                 <w:sz w:val="23"/>
               </w:rPr>
-              <w:t>NRC LIMITED</w:t>
-            </w:r>
-          </w:p>
-        </w:tc>
-        <w:tc>
-          <w:tcPr>
-            <w:tcW w:type="dxa" w:w="2610"/>
-          </w:tcPr>
-          <w:p>
-            <w:pPr>
-              <w:spacing w:after="0"/>
-              <w:jc w:val="center"/>
-            </w:pPr>
-            <w:r>
-              <w:rPr>
-                <w:rFonts w:ascii="Adani" w:hAnsi="Adani" w:eastAsia="Adani" w:cs="Adani"/>
-                <w:b w:val="0"/>
-                <w:sz w:val="23"/>
-              </w:rPr>
-              <w:t>01/07/2020</w:t>
-            </w:r>
-          </w:p>
-        </w:tc>
-        <w:tc>
-          <w:tcPr>
-            <w:tcW w:type="dxa" w:w="2250"/>
-          </w:tcPr>
-          <w:p>
-            <w:pPr>
-              <w:spacing w:after="0"/>
-              <w:jc w:val="center"/>
-            </w:pPr>
-          </w:p>
-        </w:tc>
-      </w:tr>
-      <w:tr>
-        <w:tc>
-          <w:tcPr>
-            <w:tcW w:type="dxa" w:w="636"/>
-          </w:tcPr>
-          <w:p>
-            <w:pPr>
-              <w:spacing w:after="0"/>
-              <w:ind w:left="360"/>
-            </w:pPr>
-            <w:r>
-              <w:rPr>
-                <w:rFonts w:ascii="Adani" w:hAnsi="Adani" w:eastAsia="Adani" w:cs="Adani"/>
-                <w:b w:val="0"/>
-                <w:sz w:val="23"/>
-              </w:rPr>
-              <w:t>5</w:t>
-            </w:r>
-          </w:p>
-        </w:tc>
-        <w:tc>
-          <w:tcPr>
-            <w:tcW w:type="dxa" w:w="3864"/>
-          </w:tcPr>
-          <w:p>
-            <w:pPr>
-              <w:spacing w:after="0"/>
-              <w:jc w:val="both"/>
-            </w:pPr>
-            <w:r>
-              <w:rPr>
-                <w:rFonts w:ascii="Adani" w:hAnsi="Adani" w:eastAsia="Adani" w:cs="Adani"/>
-                <w:b w:val="0"/>
-                <w:sz w:val="23"/>
-              </w:rPr>
               <w:t>ADITYA ESTATES PRIVATE LIMITED</w:t>
             </w:r>
           </w:p>
@@ -671,77 +601,7 @@
                 <w:b w:val="0"/>
                 <w:sz w:val="23"/>
               </w:rPr>
-              <w:t>6</w:t>
-            </w:r>
-          </w:p>
-        </w:tc>
-        <w:tc>
-          <w:tcPr>
-            <w:tcW w:type="dxa" w:w="3864"/>
-          </w:tcPr>
-          <w:p>
-            <w:pPr>
-              <w:spacing w:after="0"/>
-              <w:jc w:val="both"/>
-            </w:pPr>
-            <w:r>
-              <w:rPr>
-                <w:rFonts w:ascii="Adani" w:hAnsi="Adani" w:eastAsia="Adani" w:cs="Adani"/>
-                <w:b w:val="0"/>
-                <w:sz w:val="23"/>
-              </w:rPr>
-              <w:t>MUNDRA LPG TERMINAL PRIVATE LIMITED</w:t>
-            </w:r>
-          </w:p>
-        </w:tc>
-        <w:tc>
-          <w:tcPr>
-            <w:tcW w:type="dxa" w:w="2610"/>
-          </w:tcPr>
-          <w:p>
-            <w:pPr>
-              <w:spacing w:after="0"/>
-              <w:jc w:val="center"/>
-            </w:pPr>
-            <w:r>
-              <w:rPr>
-                <w:rFonts w:ascii="Adani" w:hAnsi="Adani" w:eastAsia="Adani" w:cs="Adani"/>
-                <w:b w:val="0"/>
-                <w:sz w:val="23"/>
-              </w:rPr>
-              <w:t>29/03/2019</w:t>
-            </w:r>
-          </w:p>
-        </w:tc>
-        <w:tc>
-          <w:tcPr>
-            <w:tcW w:type="dxa" w:w="2250"/>
-          </w:tcPr>
-          <w:p>
-            <w:pPr>
-              <w:spacing w:after="0"/>
-              <w:jc w:val="center"/>
-            </w:pPr>
-          </w:p>
-        </w:tc>
-      </w:tr>
-      <w:tr>
-        <w:tc>
-          <w:tcPr>
-            <w:tcW w:type="dxa" w:w="636"/>
-          </w:tcPr>
-          <w:p>
-            <w:pPr>
-              <w:spacing w:after="0"/>
-              <w:ind w:left="360"/>
-            </w:pPr>
-            <w:r>
-              <w:rPr>
-                <w:rFonts w:ascii="Adani" w:hAnsi="Adani" w:eastAsia="Adani" w:cs="Adani"/>
-                <w:b w:val="0"/>
-                <w:sz w:val="23"/>
-              </w:rPr>
-              <w:t>7</w:t>
+              <w:t>5</w:t>
             </w:r>
           </w:p>
         </w:tc>
@@ -811,7 +671,7 @@
                 <w:b w:val="0"/>
                 <w:sz w:val="23"/>
               </w:rPr>
-              <w:t>8</w:t>
+              <w:t>6</w:t>
             </w:r>
           </w:p>
         </w:tc>
@@ -881,7 +741,7 @@
                 <w:b w:val="0"/>
                 <w:sz w:val="23"/>
               </w:rPr>
-              <w:t>9</w:t>
+              <w:t>7</w:t>
             </w:r>
           </w:p>
         </w:tc>
@@ -951,7 +811,7 @@
                 <w:b w:val="0"/>
                 <w:sz w:val="23"/>
               </w:rPr>
-              <w:t>10</w:t>
+              <w:t>8</w:t>
             </w:r>
           </w:p>
         </w:tc>
@@ -1021,7 +881,7 @@
                 <w:b w:val="0"/>
                 <w:sz w:val="23"/>
               </w:rPr>
-              <w:t>11</w:t>
+              <w:t>9</w:t>
             </w:r>
           </w:p>
         </w:tc>
@@ -1091,77 +951,7 @@
                 <w:b w:val="0"/>
                 <w:sz w:val="23"/>
               </w:rPr>
-              <w:t>12</w:t>
-            </w:r>
-          </w:p>
-        </w:tc>
-        <w:tc>
-          <w:tcPr>
-            <w:tcW w:type="dxa" w:w="3864"/>
-          </w:tcPr>
-          <w:p>
-            <w:pPr>
-              <w:spacing w:after="0"/>
-              <w:jc w:val="both"/>
-            </w:pPr>
-            <w:r>
-              <w:rPr>
-                <w:rFonts w:ascii="Adani" w:hAnsi="Adani" w:eastAsia="Adani" w:cs="Adani"/>
-                <w:b w:val="0"/>
-                <w:sz w:val="23"/>
-              </w:rPr>
-              <w:t>ADANI INFRASTRUCTURE PRIVATE LIMITED</w:t>
-            </w:r>
-          </w:p>
-        </w:tc>
-        <w:tc>
-          <w:tcPr>
-            <w:tcW w:type="dxa" w:w="2610"/>
-          </w:tcPr>
-          <w:p>
-            <w:pPr>
-              <w:spacing w:after="0"/>
-              <w:jc w:val="center"/>
-            </w:pPr>
-            <w:r>
-              <w:rPr>
-                <w:rFonts w:ascii="Adani" w:hAnsi="Adani" w:eastAsia="Adani" w:cs="Adani"/>
-                <w:b w:val="0"/>
-                <w:sz w:val="23"/>
-              </w:rPr>
-              <w:t>21/03/2017</w:t>
-            </w:r>
-          </w:p>
-        </w:tc>
-        <w:tc>
-          <w:tcPr>
-            <w:tcW w:type="dxa" w:w="2250"/>
-          </w:tcPr>
-          <w:p>
-            <w:pPr>
-              <w:spacing w:after="0"/>
-              <w:jc w:val="center"/>
-            </w:pPr>
-          </w:p>
-        </w:tc>
-      </w:tr>
-      <w:tr>
-        <w:tc>
-          <w:tcPr>
-            <w:tcW w:type="dxa" w:w="636"/>
-          </w:tcPr>
-          <w:p>
-            <w:pPr>
-              <w:spacing w:after="0"/>
-              <w:ind w:left="360"/>
-            </w:pPr>
-            <w:r>
-              <w:rPr>
-                <w:rFonts w:ascii="Adani" w:hAnsi="Adani" w:eastAsia="Adani" w:cs="Adani"/>
-                <w:b w:val="0"/>
-                <w:sz w:val="23"/>
-              </w:rPr>
-              <w:t>13</w:t>
+              <w:t>10</w:t>
             </w:r>
           </w:p>
         </w:tc>
@@ -1231,7 +1021,7 @@
                 <w:b w:val="0"/>
                 <w:sz w:val="23"/>
               </w:rPr>
-              <w:t>14</w:t>
+              <w:t>11</w:t>
             </w:r>
           </w:p>
         </w:tc>
@@ -1301,7 +1091,7 @@
                 <w:b w:val="0"/>
                 <w:sz w:val="23"/>
               </w:rPr>
-              <w:t>15</w:t>
+              <w:t>12</w:t>
             </w:r>
           </w:p>
         </w:tc>
@@ -1371,77 +1161,7 @@
                 <w:b w:val="0"/>
                 <w:sz w:val="23"/>
               </w:rPr>
-              <w:t>16</w:t>
-            </w:r>
-          </w:p>
-        </w:tc>
-        <w:tc>
-          <w:tcPr>
-            <w:tcW w:type="dxa" w:w="3864"/>
-          </w:tcPr>
-          <w:p>
-            <w:pPr>
-              <w:spacing w:after="0"/>
-              <w:jc w:val="both"/>
-            </w:pPr>
-            <w:r>
-              <w:rPr>
-                <w:rFonts w:ascii="Adani" w:hAnsi="Adani" w:eastAsia="Adani" w:cs="Adani"/>
-                <w:b w:val="0"/>
-                <w:sz w:val="23"/>
-              </w:rPr>
-              <w:t>ADANI RAIL INFRA PRIVATE LIMITED</w:t>
-            </w:r>
-          </w:p>
-        </w:tc>
-        <w:tc>
-          <w:tcPr>
-            <w:tcW w:type="dxa" w:w="2610"/>
-          </w:tcPr>
-          <w:p>
-            <w:pPr>
-              <w:spacing w:after="0"/>
-              <w:jc w:val="center"/>
-            </w:pPr>
-            <w:r>
-              <w:rPr>
-                <w:rFonts w:ascii="Adani" w:hAnsi="Adani" w:eastAsia="Adani" w:cs="Adani"/>
-                <w:b w:val="0"/>
-                <w:sz w:val="23"/>
-              </w:rPr>
-              <w:t>09/02/2015</w:t>
-            </w:r>
-          </w:p>
-        </w:tc>
-        <w:tc>
-          <w:tcPr>
-            <w:tcW w:type="dxa" w:w="2250"/>
-          </w:tcPr>
-          <w:p>
-            <w:pPr>
-              <w:spacing w:after="0"/>
-              <w:jc w:val="center"/>
-            </w:pPr>
-          </w:p>
-        </w:tc>
-      </w:tr>
-      <w:tr>
-        <w:tc>
-          <w:tcPr>
-            <w:tcW w:type="dxa" w:w="636"/>
-          </w:tcPr>
-          <w:p>
-            <w:pPr>
-              <w:spacing w:after="0"/>
-              <w:ind w:left="360"/>
-            </w:pPr>
-            <w:r>
-              <w:rPr>
-                <w:rFonts w:ascii="Adani" w:hAnsi="Adani" w:eastAsia="Adani" w:cs="Adani"/>
-                <w:b w:val="0"/>
-                <w:sz w:val="23"/>
-              </w:rPr>
-              <w:t>17</w:t>
+              <w:t>13</w:t>
             </w:r>
           </w:p>
         </w:tc>
@@ -1511,147 +1231,7 @@
                 <w:b w:val="0"/>
                 <w:sz w:val="23"/>
               </w:rPr>
-              <w:t>18</w:t>
-            </w:r>
-          </w:p>
-        </w:tc>
-        <w:tc>
-          <w:tcPr>
-            <w:tcW w:type="dxa" w:w="3864"/>
-          </w:tcPr>
-          <w:p>
-            <w:pPr>
-              <w:spacing w:after="0"/>
-              <w:jc w:val="both"/>
-            </w:pPr>
-            <w:r>
-              <w:rPr>
-                <w:rFonts w:ascii="Adani" w:hAnsi="Adani" w:eastAsia="Adani" w:cs="Adani"/>
-                <w:b w:val="0"/>
-                <w:sz w:val="23"/>
-              </w:rPr>
-              <w:t>SHANKHESHWAR INFRACON PRIVATE LIMITED</w:t>
-            </w:r>
-          </w:p>
-        </w:tc>
-        <w:tc>
-          <w:tcPr>
-            <w:tcW w:type="dxa" w:w="2610"/>
-          </w:tcPr>
-          <w:p>
-            <w:pPr>
-              <w:spacing w:after="0"/>
-              <w:jc w:val="center"/>
-            </w:pPr>
-            <w:r>
-              <w:rPr>
-                <w:rFonts w:ascii="Adani" w:hAnsi="Adani" w:eastAsia="Adani" w:cs="Adani"/>
-                <w:b w:val="0"/>
-                <w:sz w:val="23"/>
-              </w:rPr>
-              <w:t>15/12/2011</w:t>
-            </w:r>
-          </w:p>
-        </w:tc>
-        <w:tc>
-          <w:tcPr>
-            <w:tcW w:type="dxa" w:w="2250"/>
-          </w:tcPr>
-          <w:p>
-            <w:pPr>
-              <w:spacing w:after="0"/>
-              <w:jc w:val="center"/>
-            </w:pPr>
-          </w:p>
-        </w:tc>
-      </w:tr>
-      <w:tr>
-        <w:tc>
-          <w:tcPr>
-            <w:tcW w:type="dxa" w:w="636"/>
-          </w:tcPr>
-          <w:p>
-            <w:pPr>
-              <w:spacing w:after="0"/>
-              <w:ind w:left="360"/>
-            </w:pPr>
-            <w:r>
-              <w:rPr>
-                <w:rFonts w:ascii="Adani" w:hAnsi="Adani" w:eastAsia="Adani" w:cs="Adani"/>
-                <w:b w:val="0"/>
-                <w:sz w:val="23"/>
-              </w:rPr>
-              <w:t>19</w:t>
-            </w:r>
-          </w:p>
-        </w:tc>
-        <w:tc>
-          <w:tcPr>
-            <w:tcW w:type="dxa" w:w="3864"/>
-          </w:tcPr>
-          <w:p>
-            <w:pPr>
-              <w:spacing w:after="0"/>
-              <w:jc w:val="both"/>
-            </w:pPr>
-            <w:r>
-              <w:rPr>
-                <w:rFonts w:ascii="Adani" w:hAnsi="Adani" w:eastAsia="Adani" w:cs="Adani"/>
-                <w:b w:val="0"/>
-                <w:sz w:val="23"/>
-              </w:rPr>
-              <w:t>SHANKHESHWAR BUILDWELL LIMITED</w:t>
-            </w:r>
-          </w:p>
-        </w:tc>
-        <w:tc>
-          <w:tcPr>
-            <w:tcW w:type="dxa" w:w="2610"/>
-          </w:tcPr>
-          <w:p>
-            <w:pPr>
-              <w:spacing w:after="0"/>
-              <w:jc w:val="center"/>
-            </w:pPr>
-            <w:r>
-              <w:rPr>
-                <w:rFonts w:ascii="Adani" w:hAnsi="Adani" w:eastAsia="Adani" w:cs="Adani"/>
-                <w:b w:val="0"/>
-                <w:sz w:val="23"/>
-              </w:rPr>
-              <w:t>15/12/2009</w:t>
-            </w:r>
-          </w:p>
-        </w:tc>
-        <w:tc>
-          <w:tcPr>
-            <w:tcW w:type="dxa" w:w="2250"/>
-          </w:tcPr>
-          <w:p>
-            <w:pPr>
-              <w:spacing w:after="0"/>
-              <w:jc w:val="center"/>
-            </w:pPr>
-          </w:p>
-        </w:tc>
-      </w:tr>
-      <w:tr>
-        <w:tc>
-          <w:tcPr>
-            <w:tcW w:type="dxa" w:w="636"/>
-          </w:tcPr>
-          <w:p>
-            <w:pPr>
-              <w:spacing w:after="0"/>
-              <w:ind w:left="360"/>
-            </w:pPr>
-            <w:r>
-              <w:rPr>
-                <w:rFonts w:ascii="Adani" w:hAnsi="Adani" w:eastAsia="Adani" w:cs="Adani"/>
-                <w:b w:val="0"/>
-                <w:sz w:val="23"/>
-              </w:rPr>
-              <w:t>20</w:t>
+              <w:t>14</w:t>
             </w:r>
           </w:p>
         </w:tc>
@@ -1721,7 +1301,7 @@
                 <w:b w:val="0"/>
                 <w:sz w:val="23"/>
               </w:rPr>
-              <w:t>21</w:t>
+              <w:t>15</w:t>
             </w:r>
           </w:p>
         </w:tc>
@@ -1791,7 +1371,7 @@
                 <w:b w:val="0"/>
                 <w:sz w:val="23"/>
               </w:rPr>
-              <w:t>22</w:t>
+              <w:t>16</w:t>
             </w:r>
           </w:p>
         </w:tc>
@@ -1945,7 +1525,7 @@
           <w:b w:val="0"/>
           <w:sz w:val="23"/>
         </w:rPr>
-        <w:t xml:space="preserve">Date: 07th May, 2026</w:t>
+        <w:t xml:space="preserve">Date: 15th May, 2026</w:t>
         <w:tab/>
       </w:r>
     </w:p>
